--- a/PorslineClone.Api/Contracts/1292852402/v1_en14050031_20260523162955925.docx
+++ b/PorslineClone.Api/Contracts/1292852402/v1_en14050031_20260523162955925.docx
@@ -10451,7 +10451,7 @@
       <w:r>
         <w:drawing>
           <wp:inline distT="0" distB="0" distL="0" distR="0">
-            <wp:extent cx="1333500" cy="541734"/>
+            <wp:extent cx="1047750" cy="884464"/>
             <wp:effectExtent l="0" t="0" r="0" b="0"/>
             <wp:docPr id="1" name="emza1_1"/>
             <wp:cNvGraphicFramePr>
@@ -10465,7 +10465,56 @@
                     <pic:cNvPicPr/>
                   </pic:nvPicPr>
                   <pic:blipFill>
-                    <a:blip r:embed="R5ad370dafb8b4850" cstate="print"/>
+                    <a:blip r:embed="R2236816f0d4e4f7b" cstate="print"/>
+                    <a:stretch>
+                      <a:fillRect/>
+                    </a:stretch>
+                  </pic:blipFill>
+                  <pic:spPr>
+                    <a:xfrm>
+                      <a:off x="0" y="0"/>
+                      <a:ext cx="1047750" cy="884464"/>
+                    </a:xfrm>
+                    <a:prstGeom prst="rect">
+                      <a:avLst/>
+                    </a:prstGeom>
+                  </pic:spPr>
+                </pic:pic>
+              </a:graphicData>
+            </a:graphic>
+          </wp:inline>
+        </w:drawing>
+        <w:br w:type="textWrapping"/>
+      </w:r>
+      <w:r>
+        <w:rPr>
+          <w:rFonts w:ascii="Tahoma" w:hAnsi="Tahoma" w:eastAsia="Tahoma" w:cs="Tahoma"/>
+          <w:sz w:val="16"/>
+          <w:szCs w:val="16"/>
+          <w:lang w:eastAsia="fa-IR" w:bidi="fa-IR"/>
+          <w:rtl/>
+        </w:rPr>
+        <w:t xml:space="preserve">مدیرامین شریفی پور                                     </w:t>
+        <w:br w:type="textWrapping"/>
+      </w:r>
+      <w:r>
+        <w:drawing>
+          <wp:inline distT="0" distB="0" distL="0" distR="0">
+            <wp:extent cx="1333500" cy="541734"/>
+            <wp:effectExtent l="0" t="0" r="0" b="0"/>
+            <wp:docPr id="2" name="emza2_2"/>
+            <wp:cNvGraphicFramePr>
+              <a:graphicFrameLocks noChangeAspect="1"/>
+            </wp:cNvGraphicFramePr>
+            <a:graphic>
+              <a:graphicData uri="http://schemas.openxmlformats.org/drawingml/2006/picture">
+                <pic:pic>
+                  <pic:nvPicPr>
+                    <pic:cNvPr id="2" name="emza2_2.png"/>
+                    <pic:cNvPicPr/>
+                  </pic:nvPicPr>
+                  <pic:blipFill>
+                    <a:blip r:embed="Rb2c649fe6daf4f19" cstate="print"/>
                     <a:stretch>
                       <a:fillRect/>
                     </a:stretch>
@@ -10494,7 +10543,7 @@
           <w:lang w:eastAsia="fa-IR" w:bidi="fa-IR"/>
           <w:rtl/>
         </w:rPr>
-        <w:t xml:space="preserve">مدیر</w:t>
+        <w:t xml:space="preserve">کارشناس</w:t>
         <w:br w:type="textWrapping"/>
       </w:r>
       <w:r>
@@ -10507,13 +10556,17 @@
           <w:b/>
           <w:bCs/>
         </w:rPr>
-        <w:t xml:space="preserve">امین شریفی پور</w:t>
-      </w:r>
-      <w:r>
-        <w:rPr>
-          <w:sz w:val="25"/>
-        </w:rPr>
-        <w:t xml:space="preserve">                                     {{emza2}}                                                {{emza3}}</w:t>
+        <w:t xml:space="preserve">نیلوفر محمودی</w:t>
+      </w:r>
+      <w:r>
+        <w:rPr>
+          <w:rFonts w:ascii="Tahoma" w:hAnsi="Tahoma" w:eastAsia="Tahoma" w:cs="Tahoma"/>
+          <w:sz w:val="16"/>
+          <w:szCs w:val="16"/>
+          <w:lang w:eastAsia="fa-IR" w:bidi="fa-IR"/>
+          <w:rtl/>
+        </w:rPr>
+        <w:t xml:space="preserve">                                                {{emza3}}</w:t>
       </w:r>
       <w:proofErr w:type="gramStart"/>
       <w:proofErr w:type="gramEnd"/>
